--- a/a7/build/out/u3/A7 3.09  Question Bank - Additional Key.docx
+++ b/a7/build/out/u3/A7 3.09  Question Bank - Additional Key.docx
@@ -2285,16 +2285,16 @@
                 <w:rFonts w:ascii="FreeSerif" w:hAnsi="FreeSerif" w:eastAsia="FreeSerif"/>
                 <w:b w:val="0"/>
                 <w:i w:val="0"/>
-                <w:color w:val="9E1B32"/>
+                <w:color w:val="1A1A1A"/>
                 <w:sz w:val="22"/>
               </w:rPr>
-              <w:t xml:space="preserve">●   </w:t>
+              <w:t xml:space="preserve">○   </w:t>
             </w:r>
             <w:r>
               <w:rPr>
-                <w:b/>
+                <w:b w:val="0"/>
                 <w:i w:val="0"/>
-                <w:color w:val="9E1B32"/>
+                <w:color w:val="1A1A1A"/>
                 <w:sz w:val="22"/>
               </w:rPr>
               <w:t xml:space="preserve">A.  </w:t>
@@ -2302,7 +2302,7 @@
             <w:r>
               <w:drawing>
                 <wp:inline xmlns:a="http://schemas.openxmlformats.org/drawingml/2006/main" xmlns:pic="http://schemas.openxmlformats.org/drawingml/2006/picture">
-                  <wp:extent cx="655320" cy="146304"/>
+                  <wp:extent cx="612648" cy="146304"/>
                   <wp:docPr id="25" name="Picture 25"/>
                   <wp:cNvGraphicFramePr>
                     <a:graphicFrameLocks noChangeAspect="1"/>
@@ -2311,7 +2311,7 @@
                     <a:graphicData uri="http://schemas.openxmlformats.org/drawingml/2006/picture">
                       <pic:pic>
                         <pic:nvPicPr>
-                          <pic:cNvPr id="0" name="65ee8b298877ef29.png"/>
+                          <pic:cNvPr id="0" name="dd869338b8abd2a0.png"/>
                           <pic:cNvPicPr/>
                         </pic:nvPicPr>
                         <pic:blipFill>
@@ -2323,7 +2323,7 @@
                         <pic:spPr>
                           <a:xfrm>
                             <a:off x="0" y="0"/>
-                            <a:ext cx="655320" cy="146304"/>
+                            <a:ext cx="612648" cy="146304"/>
                           </a:xfrm>
                           <a:prstGeom prst="rect"/>
                         </pic:spPr>
@@ -2403,16 +2403,16 @@
                 <w:rFonts w:ascii="FreeSerif" w:hAnsi="FreeSerif" w:eastAsia="FreeSerif"/>
                 <w:b w:val="0"/>
                 <w:i w:val="0"/>
-                <w:color w:val="1A1A1A"/>
+                <w:color w:val="9E1B32"/>
                 <w:sz w:val="22"/>
               </w:rPr>
-              <w:t xml:space="preserve">○   </w:t>
+              <w:t xml:space="preserve">●   </w:t>
             </w:r>
             <w:r>
               <w:rPr>
-                <w:b w:val="0"/>
+                <w:b/>
                 <w:i w:val="0"/>
-                <w:color w:val="1A1A1A"/>
+                <w:color w:val="9E1B32"/>
                 <w:sz w:val="22"/>
               </w:rPr>
               <w:t xml:space="preserve">C.  </w:t>
@@ -2420,7 +2420,7 @@
             <w:r>
               <w:drawing>
                 <wp:inline xmlns:a="http://schemas.openxmlformats.org/drawingml/2006/main" xmlns:pic="http://schemas.openxmlformats.org/drawingml/2006/picture">
-                  <wp:extent cx="612648" cy="146304"/>
+                  <wp:extent cx="655320" cy="146304"/>
                   <wp:docPr id="27" name="Picture 27"/>
                   <wp:cNvGraphicFramePr>
                     <a:graphicFrameLocks noChangeAspect="1"/>
@@ -2429,7 +2429,7 @@
                     <a:graphicData uri="http://schemas.openxmlformats.org/drawingml/2006/picture">
                       <pic:pic>
                         <pic:nvPicPr>
-                          <pic:cNvPr id="0" name="dd869338b8abd2a0.png"/>
+                          <pic:cNvPr id="0" name="65ee8b298877ef29.png"/>
                           <pic:cNvPicPr/>
                         </pic:nvPicPr>
                         <pic:blipFill>
@@ -2441,7 +2441,7 @@
                         <pic:spPr>
                           <a:xfrm>
                             <a:off x="0" y="0"/>
-                            <a:ext cx="612648" cy="146304"/>
+                            <a:ext cx="655320" cy="146304"/>
                           </a:xfrm>
                           <a:prstGeom prst="rect"/>
                         </pic:spPr>
@@ -2523,7 +2523,7 @@
                 <w:color w:val="9E1B32"/>
                 <w:sz w:val="22"/>
               </w:rPr>
-              <w:t>A</w:t>
+              <w:t>C</w:t>
             </w:r>
           </w:p>
         </w:tc>
@@ -2620,8 +2620,126 @@
             <w:r>
               <w:drawing>
                 <wp:inline xmlns:a="http://schemas.openxmlformats.org/drawingml/2006/main" xmlns:pic="http://schemas.openxmlformats.org/drawingml/2006/picture">
+                  <wp:extent cx="737616" cy="146304"/>
+                  <wp:docPr id="29" name="Picture 29"/>
+                  <wp:cNvGraphicFramePr>
+                    <a:graphicFrameLocks noChangeAspect="1"/>
+                  </wp:cNvGraphicFramePr>
+                  <a:graphic>
+                    <a:graphicData uri="http://schemas.openxmlformats.org/drawingml/2006/picture">
+                      <pic:pic>
+                        <pic:nvPicPr>
+                          <pic:cNvPr id="0" name="9c83c0fca18df578.png"/>
+                          <pic:cNvPicPr/>
+                        </pic:nvPicPr>
+                        <pic:blipFill>
+                          <a:blip r:embed="rId36"/>
+                          <a:stretch>
+                            <a:fillRect/>
+                          </a:stretch>
+                        </pic:blipFill>
+                        <pic:spPr>
+                          <a:xfrm>
+                            <a:off x="0" y="0"/>
+                            <a:ext cx="737616" cy="146304"/>
+                          </a:xfrm>
+                          <a:prstGeom prst="rect"/>
+                        </pic:spPr>
+                      </pic:pic>
+                    </a:graphicData>
+                  </a:graphic>
+                </wp:inline>
+              </w:drawing>
+            </w:r>
+          </w:p>
+          <w:p>
+            <w:pPr>
+              <w:spacing w:before="40" w:after="40"/>
+              <w:ind w:left="1300" w:hanging="380"/>
+            </w:pPr>
+            <w:r>
+              <w:rPr>
+                <w:rFonts w:ascii="FreeSerif" w:hAnsi="FreeSerif" w:eastAsia="FreeSerif"/>
+                <w:b w:val="0"/>
+                <w:i w:val="0"/>
+                <w:color w:val="1A1A1A"/>
+                <w:sz w:val="22"/>
+              </w:rPr>
+              <w:t xml:space="preserve">☐   </w:t>
+            </w:r>
+            <w:r>
+              <w:rPr>
+                <w:b w:val="0"/>
+                <w:i w:val="0"/>
+                <w:color w:val="1A1A1A"/>
+                <w:sz w:val="22"/>
+              </w:rPr>
+              <w:t xml:space="preserve">B.  </w:t>
+            </w:r>
+            <w:r>
+              <w:drawing>
+                <wp:inline xmlns:a="http://schemas.openxmlformats.org/drawingml/2006/main" xmlns:pic="http://schemas.openxmlformats.org/drawingml/2006/picture">
+                  <wp:extent cx="569976" cy="146304"/>
+                  <wp:docPr id="30" name="Picture 30"/>
+                  <wp:cNvGraphicFramePr>
+                    <a:graphicFrameLocks noChangeAspect="1"/>
+                  </wp:cNvGraphicFramePr>
+                  <a:graphic>
+                    <a:graphicData uri="http://schemas.openxmlformats.org/drawingml/2006/picture">
+                      <pic:pic>
+                        <pic:nvPicPr>
+                          <pic:cNvPr id="0" name="bd616a5727bdf831.png"/>
+                          <pic:cNvPicPr/>
+                        </pic:nvPicPr>
+                        <pic:blipFill>
+                          <a:blip r:embed="rId37"/>
+                          <a:stretch>
+                            <a:fillRect/>
+                          </a:stretch>
+                        </pic:blipFill>
+                        <pic:spPr>
+                          <a:xfrm>
+                            <a:off x="0" y="0"/>
+                            <a:ext cx="569976" cy="146304"/>
+                          </a:xfrm>
+                          <a:prstGeom prst="rect"/>
+                        </pic:spPr>
+                      </pic:pic>
+                    </a:graphicData>
+                  </a:graphic>
+                </wp:inline>
+              </w:drawing>
+            </w:r>
+          </w:p>
+          <w:p>
+            <w:pPr>
+              <w:spacing w:before="40" w:after="40"/>
+              <w:ind w:left="1300" w:hanging="380"/>
+            </w:pPr>
+            <w:r>
+              <w:rPr>
+                <w:rFonts w:ascii="FreeSerif" w:hAnsi="FreeSerif" w:eastAsia="FreeSerif"/>
+                <w:b w:val="0"/>
+                <w:i w:val="0"/>
+                <w:color w:val="9E1B32"/>
+                <w:sz w:val="22"/>
+              </w:rPr>
+              <w:t xml:space="preserve">☒   </w:t>
+            </w:r>
+            <w:r>
+              <w:rPr>
+                <w:b/>
+                <w:i w:val="0"/>
+                <w:color w:val="9E1B32"/>
+                <w:sz w:val="22"/>
+              </w:rPr>
+              <w:t xml:space="preserve">C.  </w:t>
+            </w:r>
+            <w:r>
+              <w:drawing>
+                <wp:inline xmlns:a="http://schemas.openxmlformats.org/drawingml/2006/main" xmlns:pic="http://schemas.openxmlformats.org/drawingml/2006/picture">
                   <wp:extent cx="649224" cy="146304"/>
-                  <wp:docPr id="29" name="Picture 29"/>
+                  <wp:docPr id="31" name="Picture 31"/>
                   <wp:cNvGraphicFramePr>
                     <a:graphicFrameLocks noChangeAspect="1"/>
                   </wp:cNvGraphicFramePr>
@@ -2633,7 +2751,7 @@
                           <pic:cNvPicPr/>
                         </pic:nvPicPr>
                         <pic:blipFill>
-                          <a:blip r:embed="rId36"/>
+                          <a:blip r:embed="rId38"/>
                           <a:stretch>
                             <a:fillRect/>
                           </a:stretch>
@@ -2674,13 +2792,13 @@
                 <w:color w:val="9E1B32"/>
                 <w:sz w:val="22"/>
               </w:rPr>
-              <w:t xml:space="preserve">B.  </w:t>
+              <w:t xml:space="preserve">D.  </w:t>
             </w:r>
             <w:r>
               <w:drawing>
                 <wp:inline xmlns:a="http://schemas.openxmlformats.org/drawingml/2006/main" xmlns:pic="http://schemas.openxmlformats.org/drawingml/2006/picture">
                   <wp:extent cx="612648" cy="146304"/>
-                  <wp:docPr id="30" name="Picture 30"/>
+                  <wp:docPr id="32" name="Picture 32"/>
                   <wp:cNvGraphicFramePr>
                     <a:graphicFrameLocks noChangeAspect="1"/>
                   </wp:cNvGraphicFramePr>
@@ -2692,7 +2810,7 @@
                           <pic:cNvPicPr/>
                         </pic:nvPicPr>
                         <pic:blipFill>
-                          <a:blip r:embed="rId37"/>
+                          <a:blip r:embed="rId39"/>
                           <a:stretch>
                             <a:fillRect/>
                           </a:stretch>
@@ -2701,124 +2819,6 @@
                           <a:xfrm>
                             <a:off x="0" y="0"/>
                             <a:ext cx="612648" cy="146304"/>
-                          </a:xfrm>
-                          <a:prstGeom prst="rect"/>
-                        </pic:spPr>
-                      </pic:pic>
-                    </a:graphicData>
-                  </a:graphic>
-                </wp:inline>
-              </w:drawing>
-            </w:r>
-          </w:p>
-          <w:p>
-            <w:pPr>
-              <w:spacing w:before="40" w:after="40"/>
-              <w:ind w:left="1300" w:hanging="380"/>
-            </w:pPr>
-            <w:r>
-              <w:rPr>
-                <w:rFonts w:ascii="FreeSerif" w:hAnsi="FreeSerif" w:eastAsia="FreeSerif"/>
-                <w:b w:val="0"/>
-                <w:i w:val="0"/>
-                <w:color w:val="9E1B32"/>
-                <w:sz w:val="22"/>
-              </w:rPr>
-              <w:t xml:space="preserve">☒   </w:t>
-            </w:r>
-            <w:r>
-              <w:rPr>
-                <w:b/>
-                <w:i w:val="0"/>
-                <w:color w:val="9E1B32"/>
-                <w:sz w:val="22"/>
-              </w:rPr>
-              <w:t xml:space="preserve">C.  </w:t>
-            </w:r>
-            <w:r>
-              <w:drawing>
-                <wp:inline xmlns:a="http://schemas.openxmlformats.org/drawingml/2006/main" xmlns:pic="http://schemas.openxmlformats.org/drawingml/2006/picture">
-                  <wp:extent cx="737616" cy="146304"/>
-                  <wp:docPr id="31" name="Picture 31"/>
-                  <wp:cNvGraphicFramePr>
-                    <a:graphicFrameLocks noChangeAspect="1"/>
-                  </wp:cNvGraphicFramePr>
-                  <a:graphic>
-                    <a:graphicData uri="http://schemas.openxmlformats.org/drawingml/2006/picture">
-                      <pic:pic>
-                        <pic:nvPicPr>
-                          <pic:cNvPr id="0" name="9c83c0fca18df578.png"/>
-                          <pic:cNvPicPr/>
-                        </pic:nvPicPr>
-                        <pic:blipFill>
-                          <a:blip r:embed="rId38"/>
-                          <a:stretch>
-                            <a:fillRect/>
-                          </a:stretch>
-                        </pic:blipFill>
-                        <pic:spPr>
-                          <a:xfrm>
-                            <a:off x="0" y="0"/>
-                            <a:ext cx="737616" cy="146304"/>
-                          </a:xfrm>
-                          <a:prstGeom prst="rect"/>
-                        </pic:spPr>
-                      </pic:pic>
-                    </a:graphicData>
-                  </a:graphic>
-                </wp:inline>
-              </w:drawing>
-            </w:r>
-          </w:p>
-          <w:p>
-            <w:pPr>
-              <w:spacing w:before="40" w:after="40"/>
-              <w:ind w:left="1300" w:hanging="380"/>
-            </w:pPr>
-            <w:r>
-              <w:rPr>
-                <w:rFonts w:ascii="FreeSerif" w:hAnsi="FreeSerif" w:eastAsia="FreeSerif"/>
-                <w:b w:val="0"/>
-                <w:i w:val="0"/>
-                <w:color w:val="9E1B32"/>
-                <w:sz w:val="22"/>
-              </w:rPr>
-              <w:t xml:space="preserve">☒   </w:t>
-            </w:r>
-            <w:r>
-              <w:rPr>
-                <w:b/>
-                <w:i w:val="0"/>
-                <w:color w:val="9E1B32"/>
-                <w:sz w:val="22"/>
-              </w:rPr>
-              <w:t xml:space="preserve">D.  </w:t>
-            </w:r>
-            <w:r>
-              <w:drawing>
-                <wp:inline xmlns:a="http://schemas.openxmlformats.org/drawingml/2006/main" xmlns:pic="http://schemas.openxmlformats.org/drawingml/2006/picture">
-                  <wp:extent cx="691896" cy="146304"/>
-                  <wp:docPr id="32" name="Picture 32"/>
-                  <wp:cNvGraphicFramePr>
-                    <a:graphicFrameLocks noChangeAspect="1"/>
-                  </wp:cNvGraphicFramePr>
-                  <a:graphic>
-                    <a:graphicData uri="http://schemas.openxmlformats.org/drawingml/2006/picture">
-                      <pic:pic>
-                        <pic:nvPicPr>
-                          <pic:cNvPr id="0" name="55561191b842a229.png"/>
-                          <pic:cNvPicPr/>
-                        </pic:nvPicPr>
-                        <pic:blipFill>
-                          <a:blip r:embed="rId39"/>
-                          <a:stretch>
-                            <a:fillRect/>
-                          </a:stretch>
-                        </pic:blipFill>
-                        <pic:spPr>
-                          <a:xfrm>
-                            <a:off x="0" y="0"/>
-                            <a:ext cx="691896" cy="146304"/>
                           </a:xfrm>
                           <a:prstGeom prst="rect"/>
                         </pic:spPr>
@@ -2898,16 +2898,16 @@
                 <w:rFonts w:ascii="FreeSerif" w:hAnsi="FreeSerif" w:eastAsia="FreeSerif"/>
                 <w:b w:val="0"/>
                 <w:i w:val="0"/>
-                <w:color w:val="1A1A1A"/>
+                <w:color w:val="9E1B32"/>
                 <w:sz w:val="22"/>
               </w:rPr>
-              <w:t xml:space="preserve">☐   </w:t>
+              <w:t xml:space="preserve">☒   </w:t>
             </w:r>
             <w:r>
               <w:rPr>
-                <w:b w:val="0"/>
+                <w:b/>
                 <w:i w:val="0"/>
-                <w:color w:val="1A1A1A"/>
+                <w:color w:val="9E1B32"/>
                 <w:sz w:val="22"/>
               </w:rPr>
               <w:t xml:space="preserve">F.  </w:t>
@@ -2915,7 +2915,7 @@
             <w:r>
               <w:drawing>
                 <wp:inline xmlns:a="http://schemas.openxmlformats.org/drawingml/2006/main" xmlns:pic="http://schemas.openxmlformats.org/drawingml/2006/picture">
-                  <wp:extent cx="569976" cy="146304"/>
+                  <wp:extent cx="691896" cy="146304"/>
                   <wp:docPr id="34" name="Picture 34"/>
                   <wp:cNvGraphicFramePr>
                     <a:graphicFrameLocks noChangeAspect="1"/>
@@ -2924,7 +2924,7 @@
                     <a:graphicData uri="http://schemas.openxmlformats.org/drawingml/2006/picture">
                       <pic:pic>
                         <pic:nvPicPr>
-                          <pic:cNvPr id="0" name="bd616a5727bdf831.png"/>
+                          <pic:cNvPr id="0" name="55561191b842a229.png"/>
                           <pic:cNvPicPr/>
                         </pic:nvPicPr>
                         <pic:blipFill>
@@ -2936,7 +2936,7 @@
                         <pic:spPr>
                           <a:xfrm>
                             <a:off x="0" y="0"/>
-                            <a:ext cx="569976" cy="146304"/>
+                            <a:ext cx="691896" cy="146304"/>
                           </a:xfrm>
                           <a:prstGeom prst="rect"/>
                         </pic:spPr>
@@ -2959,7 +2959,7 @@
                 <w:color w:val="9E1B32"/>
                 <w:sz w:val="22"/>
               </w:rPr>
-              <w:t>A, B, C and D</w:t>
+              <w:t>A, C, D and F</w:t>
             </w:r>
           </w:p>
           <w:p>
@@ -2974,7 +2974,7 @@
                 <w:color w:val="6B6B6B"/>
                 <w:sz w:val="19"/>
               </w:rPr>
-              <w:t>Only A is in scientific notation.</w:t>
+              <w:t>Only C is in scientific notation.</w:t>
             </w:r>
           </w:p>
         </w:tc>
